--- a/generated/sources/internal_comms/store_visit_reports/2026-10-02_MAD01_visita_RGalli.docx
+++ b/generated/sources/internal_comms/store_visit_reports/2026-10-02_MAD01_visita_RGalli.docx
@@ -554,7 +554,7 @@
         <w:pStyle w:val="ListBullet"/>
       </w:pPr>
       <w:r>
-        <w:t>Problema principale: Maya. Nelle due ultime consegne (26/09 e ieri 01/10) è arrivata Maya blu navy al posto della nera. In negozio adesso circa 20 Maya blu e 3 nere (taglie 1, 2, 5). Clienti spagnoli chiedono quasi solo la nera.</w:t>
+        <w:t>Problema principale: Nova. Nelle due ultime consegne (26/09 e ieri 01/10) è arrivata Nova blu navy al posto della nera. In negozio adesso circa 20 Nova blu e 3 nere (taglie 1, 2, 5). Clienti spagnoli chiedono quasi solo la nera.</w:t>
       </w:r>
     </w:p>
     <w:p>
@@ -578,7 +578,7 @@
         <w:pStyle w:val="ListBullet"/>
       </w:pPr>
       <w:r>
-        <w:t>Ambrine cioccolato: richieste costanti, mancano la 1 e la 2. Il team propone la nera, funziona poco.</w:t>
+        <w:t>Amalia cioccolato: richieste costanti, mancano la 1 e la 2. Il team propone la nera, funziona poco.</w:t>
       </w:r>
     </w:p>
     <w:p>
@@ -586,7 +586,7 @@
         <w:pStyle w:val="ListBullet"/>
       </w:pPr>
       <w:r>
-        <w:t>TIB: 2 resi per zip nell'ultima settimana. Il team non sapeva che codice usare, hanno messo QUALITY.</w:t>
+        <w:t>VEL: 2 resi per zip nell'ultima settimana. Il team non sapeva che codice usare, hanno messo QUALITY.</w:t>
       </w:r>
     </w:p>
     <w:p>
@@ -655,7 +655,7 @@
           </w:tcPr>
           <w:p>
             <w:r>
-              <w:t>Sollecito CSG per sostituzione Maya nera (taglie 1-5) e ritiro navy in eccesso</w:t>
+              <w:t>Sollecito CSG per sostituzione Nova nera (taglie 1-5) e ritiro navy in eccesso</w:t>
             </w:r>
           </w:p>
         </w:tc>
